--- a/01_Final_Documents/Phase_5_Documentation/FSD_Documentation_Format_SWTID-2026-8980.docx
+++ b/01_Final_Documents/Phase_5_Documentation/FSD_Documentation_Format_SWTID-2026-8980.docx
@@ -106,7 +106,7 @@
         <w:br/>
         <w:t>4. Gokul Raj K (Reg. No: 110824104019) - Notification &amp; Dependent Choice Rules</w:t>
         <w:br/>
-        <w:t>5. Douglas Christopher (Reg. No: 110824104017) - Testing &amp; Quality Assurance</w:t>
+        <w:t>5. Douglas Christopher. I (Reg. No: 110824104017) - Testing &amp; Quality Assurance</w:t>
       </w:r>
     </w:p>
     <w:p>
